--- a/professor.lincoln/sistemas-distribuidos/Plano de Ensino - Sistemas Distribuídos.docx
+++ b/professor.lincoln/sistemas-distribuidos/Plano de Ensino - Sistemas Distribuídos.docx
@@ -628,7 +628,6 @@
           <w:r>
             <w:t xml:space="preserve"> Compostas pelo desenvolvimento das avaliações (A1, A2 e A3), roteiros de configuração de ambientes (Docker/Cloud) e leitura da bibliografia básica (</w:t>
           </w:r>
-          <w:proofErr w:type="spellStart"/>
           <w:r>
             <w:rPr>
               <w:b/>
@@ -636,7 +635,6 @@
             </w:rPr>
             <w:t>Tanenbaum</w:t>
           </w:r>
-          <w:proofErr w:type="spellEnd"/>
           <w:r>
             <w:t xml:space="preserve"> e </w:t>
           </w:r>
@@ -2102,15 +2100,7 @@
                   <w:cnfStyle w:val="000000100000" w:firstRow="0" w:lastRow="0" w:firstColumn="0" w:lastColumn="0" w:oddVBand="0" w:evenVBand="0" w:oddHBand="1" w:evenHBand="0" w:firstRowFirstColumn="0" w:firstRowLastColumn="0" w:lastRowFirstColumn="0" w:lastRowLastColumn="0"/>
                 </w:pPr>
                 <w:r>
-                  <w:t>Mensageria e Comunicação (</w:t>
-                </w:r>
-                <w:proofErr w:type="spellStart"/>
-                <w:r>
-                  <w:t>RabbitMQ</w:t>
-                </w:r>
-                <w:proofErr w:type="spellEnd"/>
-                <w:r>
-                  <w:t>/Kafka)</w:t>
+                  <w:t>Mensageria e Comunicação (RabbitMQ/Kafka)</w:t>
                 </w:r>
               </w:p>
             </w:tc>
@@ -3046,40 +3036,22 @@
           <w:r>
             <w:t xml:space="preserve"> </w:t>
           </w:r>
-          <w:proofErr w:type="spellStart"/>
           <w:r>
             <w:rPr>
               <w:b/>
               <w:bCs/>
             </w:rPr>
-            <w:t>Coulouris</w:t>
-          </w:r>
-          <w:proofErr w:type="spellEnd"/>
+            <w:t>Coulouris et al. (2013)</w:t>
+          </w:r>
+          <w:r>
+            <w:t xml:space="preserve"> e </w:t>
+          </w:r>
           <w:r>
             <w:rPr>
               <w:b/>
               <w:bCs/>
             </w:rPr>
-            <w:t xml:space="preserve"> et al. (2013)</w:t>
-          </w:r>
-          <w:r>
-            <w:t xml:space="preserve"> e </w:t>
-          </w:r>
-          <w:proofErr w:type="spellStart"/>
-          <w:r>
-            <w:rPr>
-              <w:b/>
-              <w:bCs/>
-            </w:rPr>
-            <w:t>Tanenbaum</w:t>
-          </w:r>
-          <w:proofErr w:type="spellEnd"/>
-          <w:r>
-            <w:rPr>
-              <w:b/>
-              <w:bCs/>
-            </w:rPr>
-            <w:t xml:space="preserve"> &amp; Steen (2007)</w:t>
+            <w:t>Tanenbaum &amp; Steen (2007)</w:t>
           </w:r>
           <w:r>
             <w:t xml:space="preserve"> para fundamentos.</w:t>
@@ -3130,21 +3102,12 @@
           <w:r>
             <w:t xml:space="preserve"> </w:t>
           </w:r>
-          <w:proofErr w:type="spellStart"/>
           <w:r>
             <w:rPr>
               <w:b/>
               <w:bCs/>
             </w:rPr>
-            <w:t>Forouzan</w:t>
-          </w:r>
-          <w:proofErr w:type="spellEnd"/>
-          <w:r>
-            <w:rPr>
-              <w:b/>
-              <w:bCs/>
-            </w:rPr>
-            <w:t xml:space="preserve"> (2010)</w:t>
+            <w:t>Forouzan (2010)</w:t>
           </w:r>
           <w:r>
             <w:t xml:space="preserve"> para protocolos TCP/IP e </w:t>
@@ -5122,6 +5085,7 @@
   <w:style w:type="character" w:default="1" w:styleId="Fontepargpadro">
     <w:name w:val="Default Paragraph Font"/>
     <w:uiPriority w:val="1"/>
+    <w:semiHidden/>
     <w:unhideWhenUsed/>
   </w:style>
   <w:style w:type="table" w:default="1" w:styleId="Tabelanormal">
@@ -5773,8 +5737,10 @@
     <w:rsid w:val="001F042A"/>
     <w:rsid w:val="004A7215"/>
     <w:rsid w:val="00532A11"/>
+    <w:rsid w:val="00615735"/>
     <w:rsid w:val="00621533"/>
     <w:rsid w:val="00800A8F"/>
+    <w:rsid w:val="00AD0456"/>
     <w:rsid w:val="00D7524D"/>
     <w:rsid w:val="00E041A2"/>
     <w:rsid w:val="00FE3F61"/>

--- a/professor.lincoln/sistemas-distribuidos/Plano de Ensino - Sistemas Distribuídos.docx
+++ b/professor.lincoln/sistemas-distribuidos/Plano de Ensino - Sistemas Distribuídos.docx
@@ -1623,8 +1623,8 @@
           </w:tblPr>
           <w:tblGrid>
             <w:gridCol w:w="670"/>
-            <w:gridCol w:w="1469"/>
-            <w:gridCol w:w="5410"/>
+            <w:gridCol w:w="1467"/>
+            <w:gridCol w:w="5412"/>
             <w:gridCol w:w="2907"/>
           </w:tblGrid>
           <w:tr>
@@ -1646,7 +1646,7 @@
             </w:tc>
             <w:tc>
               <w:tcPr>
-                <w:tcW w:w="703" w:type="pct"/>
+                <w:tcW w:w="702" w:type="pct"/>
                 <w:hideMark/>
               </w:tcPr>
               <w:p>
@@ -1660,7 +1660,7 @@
             </w:tc>
             <w:tc>
               <w:tcPr>
-                <w:tcW w:w="2587" w:type="pct"/>
+                <w:tcW w:w="2588" w:type="pct"/>
                 <w:hideMark/>
               </w:tcPr>
               <w:p>
@@ -1699,8 +1699,16 @@
                 <w:hideMark/>
               </w:tcPr>
               <w:p>
+                <w:pPr>
+                  <w:rPr>
+                    <w:color w:val="4EA72E" w:themeColor="accent6"/>
+                  </w:rPr>
+                </w:pPr>
                 <w:proofErr w:type="spellStart"/>
                 <w:r>
+                  <w:rPr>
+                    <w:color w:val="4EA72E" w:themeColor="accent6"/>
+                  </w:rPr>
                   <w:t>Fev</w:t>
                 </w:r>
                 <w:proofErr w:type="spellEnd"/>
@@ -1708,28 +1716,40 @@
             </w:tc>
             <w:tc>
               <w:tcPr>
-                <w:tcW w:w="703" w:type="pct"/>
+                <w:tcW w:w="702" w:type="pct"/>
                 <w:hideMark/>
               </w:tcPr>
               <w:p>
                 <w:pPr>
                   <w:cnfStyle w:val="000000100000" w:firstRow="0" w:lastRow="0" w:firstColumn="0" w:lastColumn="0" w:oddVBand="0" w:evenVBand="0" w:oddHBand="1" w:evenHBand="0" w:firstRowFirstColumn="0" w:firstRowLastColumn="0" w:lastRowFirstColumn="0" w:lastRowLastColumn="0"/>
-                </w:pPr>
-                <w:r>
+                  <w:rPr>
+                    <w:color w:val="4EA72E" w:themeColor="accent6"/>
+                  </w:rPr>
+                </w:pPr>
+                <w:r>
+                  <w:rPr>
+                    <w:color w:val="4EA72E" w:themeColor="accent6"/>
+                  </w:rPr>
                   <w:t>09/02 - 10/02</w:t>
                 </w:r>
               </w:p>
             </w:tc>
             <w:tc>
               <w:tcPr>
-                <w:tcW w:w="2587" w:type="pct"/>
+                <w:tcW w:w="2588" w:type="pct"/>
                 <w:hideMark/>
               </w:tcPr>
               <w:p>
                 <w:pPr>
                   <w:cnfStyle w:val="000000100000" w:firstRow="0" w:lastRow="0" w:firstColumn="0" w:lastColumn="0" w:oddVBand="0" w:evenVBand="0" w:oddHBand="1" w:evenHBand="0" w:firstRowFirstColumn="0" w:firstRowLastColumn="0" w:lastRowFirstColumn="0" w:lastRowLastColumn="0"/>
-                </w:pPr>
-                <w:r>
+                  <w:rPr>
+                    <w:color w:val="4EA72E" w:themeColor="accent6"/>
+                  </w:rPr>
+                </w:pPr>
+                <w:r>
+                  <w:rPr>
+                    <w:color w:val="4EA72E" w:themeColor="accent6"/>
+                  </w:rPr>
                   <w:t>Fundamentos de SD e Protocolo HTTP</w:t>
                 </w:r>
               </w:p>
@@ -1742,8 +1762,14 @@
               <w:p>
                 <w:pPr>
                   <w:cnfStyle w:val="000000100000" w:firstRow="0" w:lastRow="0" w:firstColumn="0" w:lastColumn="0" w:oddVBand="0" w:evenVBand="0" w:oddHBand="1" w:evenHBand="0" w:firstRowFirstColumn="0" w:firstRowLastColumn="0" w:lastRowFirstColumn="0" w:lastRowLastColumn="0"/>
-                </w:pPr>
-                <w:r>
+                  <w:rPr>
+                    <w:color w:val="4EA72E" w:themeColor="accent6"/>
+                  </w:rPr>
+                </w:pPr>
+                <w:r>
+                  <w:rPr>
+                    <w:color w:val="4EA72E" w:themeColor="accent6"/>
+                  </w:rPr>
                   <w:t>Início do Semestre</w:t>
                 </w:r>
               </w:p>
@@ -1759,32 +1785,50 @@
                 <w:tcW w:w="320" w:type="pct"/>
                 <w:hideMark/>
               </w:tcPr>
-              <w:p/>
-            </w:tc>
-            <w:tc>
-              <w:tcPr>
-                <w:tcW w:w="703" w:type="pct"/>
+              <w:p>
+                <w:pPr>
+                  <w:rPr>
+                    <w:color w:val="4EA72E" w:themeColor="accent6"/>
+                  </w:rPr>
+                </w:pPr>
+              </w:p>
+            </w:tc>
+            <w:tc>
+              <w:tcPr>
+                <w:tcW w:w="702" w:type="pct"/>
                 <w:hideMark/>
               </w:tcPr>
               <w:p>
                 <w:pPr>
                   <w:cnfStyle w:val="000000000000" w:firstRow="0" w:lastRow="0" w:firstColumn="0" w:lastColumn="0" w:oddVBand="0" w:evenVBand="0" w:oddHBand="0" w:evenHBand="0" w:firstRowFirstColumn="0" w:firstRowLastColumn="0" w:lastRowFirstColumn="0" w:lastRowLastColumn="0"/>
-                </w:pPr>
-                <w:r>
+                  <w:rPr>
+                    <w:color w:val="4EA72E" w:themeColor="accent6"/>
+                  </w:rPr>
+                </w:pPr>
+                <w:r>
+                  <w:rPr>
+                    <w:color w:val="4EA72E" w:themeColor="accent6"/>
+                  </w:rPr>
                   <w:t>23/02 - 24/02</w:t>
                 </w:r>
               </w:p>
             </w:tc>
             <w:tc>
               <w:tcPr>
-                <w:tcW w:w="2587" w:type="pct"/>
+                <w:tcW w:w="2588" w:type="pct"/>
                 <w:hideMark/>
               </w:tcPr>
               <w:p>
                 <w:pPr>
                   <w:cnfStyle w:val="000000000000" w:firstRow="0" w:lastRow="0" w:firstColumn="0" w:lastColumn="0" w:oddVBand="0" w:evenVBand="0" w:oddHBand="0" w:evenHBand="0" w:firstRowFirstColumn="0" w:firstRowLastColumn="0" w:lastRowFirstColumn="0" w:lastRowLastColumn="0"/>
-                </w:pPr>
-                <w:r>
+                  <w:rPr>
+                    <w:color w:val="4EA72E" w:themeColor="accent6"/>
+                  </w:rPr>
+                </w:pPr>
+                <w:r>
+                  <w:rPr>
+                    <w:color w:val="4EA72E" w:themeColor="accent6"/>
+                  </w:rPr>
                   <w:t>Padrões de troca (JSON/XML) e Integração Web</w:t>
                 </w:r>
               </w:p>
@@ -1797,16 +1841,28 @@
               <w:p>
                 <w:pPr>
                   <w:cnfStyle w:val="000000000000" w:firstRow="0" w:lastRow="0" w:firstColumn="0" w:lastColumn="0" w:oddVBand="0" w:evenVBand="0" w:oddHBand="0" w:evenHBand="0" w:firstRowFirstColumn="0" w:firstRowLastColumn="0" w:lastRowFirstColumn="0" w:lastRowLastColumn="0"/>
-                </w:pPr>
-                <w:r>
+                  <w:rPr>
+                    <w:color w:val="4EA72E" w:themeColor="accent6"/>
+                  </w:rPr>
+                </w:pPr>
+                <w:r>
+                  <w:rPr>
+                    <w:color w:val="4EA72E" w:themeColor="accent6"/>
+                  </w:rPr>
                   <w:t xml:space="preserve">Lab: </w:t>
                 </w:r>
                 <w:proofErr w:type="spellStart"/>
                 <w:r>
+                  <w:rPr>
+                    <w:color w:val="4EA72E" w:themeColor="accent6"/>
+                  </w:rPr>
                   <w:t>Parsing</w:t>
                 </w:r>
                 <w:proofErr w:type="spellEnd"/>
                 <w:r>
+                  <w:rPr>
+                    <w:color w:val="4EA72E" w:themeColor="accent6"/>
+                  </w:rPr>
                   <w:t xml:space="preserve"> de Dados</w:t>
                 </w:r>
               </w:p>
@@ -1824,38 +1880,56 @@
                 <w:hideMark/>
               </w:tcPr>
               <w:p>
-                <w:r>
+                <w:pPr>
+                  <w:rPr>
+                    <w:color w:val="4EA72E" w:themeColor="accent6"/>
+                  </w:rPr>
+                </w:pPr>
+                <w:r>
+                  <w:rPr>
+                    <w:color w:val="4EA72E" w:themeColor="accent6"/>
+                  </w:rPr>
                   <w:t>Mar</w:t>
                 </w:r>
               </w:p>
             </w:tc>
             <w:tc>
               <w:tcPr>
-                <w:tcW w:w="703" w:type="pct"/>
+                <w:tcW w:w="702" w:type="pct"/>
                 <w:hideMark/>
               </w:tcPr>
               <w:p>
                 <w:pPr>
                   <w:cnfStyle w:val="000000100000" w:firstRow="0" w:lastRow="0" w:firstColumn="0" w:lastColumn="0" w:oddVBand="0" w:evenVBand="0" w:oddHBand="1" w:evenHBand="0" w:firstRowFirstColumn="0" w:firstRowLastColumn="0" w:lastRowFirstColumn="0" w:lastRowLastColumn="0"/>
-                </w:pPr>
-                <w:r>
+                  <w:rPr>
+                    <w:color w:val="4EA72E" w:themeColor="accent6"/>
+                  </w:rPr>
+                </w:pPr>
+                <w:r>
+                  <w:rPr>
+                    <w:color w:val="4EA72E" w:themeColor="accent6"/>
+                  </w:rPr>
                   <w:t>02/03 - 03/03</w:t>
                 </w:r>
               </w:p>
             </w:tc>
             <w:tc>
               <w:tcPr>
-                <w:tcW w:w="2587" w:type="pct"/>
+                <w:tcW w:w="2588" w:type="pct"/>
                 <w:hideMark/>
               </w:tcPr>
               <w:p>
                 <w:pPr>
                   <w:cnfStyle w:val="000000100000" w:firstRow="0" w:lastRow="0" w:firstColumn="0" w:lastColumn="0" w:oddVBand="0" w:evenVBand="0" w:oddHBand="1" w:evenHBand="0" w:firstRowFirstColumn="0" w:firstRowLastColumn="0" w:lastRowFirstColumn="0" w:lastRowLastColumn="0"/>
+                  <w:rPr>
+                    <w:color w:val="4EA72E" w:themeColor="accent6"/>
+                  </w:rPr>
                 </w:pPr>
                 <w:r>
                   <w:rPr>
                     <w:b/>
                     <w:bCs/>
+                    <w:color w:val="4EA72E" w:themeColor="accent6"/>
                   </w:rPr>
                   <w:t>Componentização e Padrões Modernos</w:t>
                 </w:r>
@@ -1869,8 +1943,14 @@
               <w:p>
                 <w:pPr>
                   <w:cnfStyle w:val="000000100000" w:firstRow="0" w:lastRow="0" w:firstColumn="0" w:lastColumn="0" w:oddVBand="0" w:evenVBand="0" w:oddHBand="1" w:evenHBand="0" w:firstRowFirstColumn="0" w:firstRowLastColumn="0" w:lastRowFirstColumn="0" w:lastRowLastColumn="0"/>
-                </w:pPr>
-                <w:r>
+                  <w:rPr>
+                    <w:color w:val="4EA72E" w:themeColor="accent6"/>
+                  </w:rPr>
+                </w:pPr>
+                <w:r>
+                  <w:rPr>
+                    <w:color w:val="4EA72E" w:themeColor="accent6"/>
+                  </w:rPr>
                   <w:t>Design de Interfaces</w:t>
                 </w:r>
               </w:p>
@@ -1890,7 +1970,7 @@
             </w:tc>
             <w:tc>
               <w:tcPr>
-                <w:tcW w:w="703" w:type="pct"/>
+                <w:tcW w:w="702" w:type="pct"/>
                 <w:hideMark/>
               </w:tcPr>
               <w:p>
@@ -1898,20 +1978,47 @@
                   <w:cnfStyle w:val="000000000000" w:firstRow="0" w:lastRow="0" w:firstColumn="0" w:lastColumn="0" w:oddVBand="0" w:evenVBand="0" w:oddHBand="0" w:evenHBand="0" w:firstRowFirstColumn="0" w:firstRowLastColumn="0" w:lastRowFirstColumn="0" w:lastRowLastColumn="0"/>
                 </w:pPr>
                 <w:r>
-                  <w:t>09/03 - 10/03</w:t>
-                </w:r>
-              </w:p>
-            </w:tc>
-            <w:tc>
-              <w:tcPr>
-                <w:tcW w:w="2587" w:type="pct"/>
+                  <w:rPr>
+                    <w:color w:val="4EA72E" w:themeColor="accent6"/>
+                  </w:rPr>
+                  <w:t>16</w:t>
+                </w:r>
+                <w:r>
+                  <w:rPr>
+                    <w:color w:val="4EA72E" w:themeColor="accent6"/>
+                  </w:rPr>
+                  <w:t>/03 - 1</w:t>
+                </w:r>
+                <w:r>
+                  <w:rPr>
+                    <w:color w:val="4EA72E" w:themeColor="accent6"/>
+                  </w:rPr>
+                  <w:t>7</w:t>
+                </w:r>
+                <w:r>
+                  <w:rPr>
+                    <w:color w:val="4EA72E" w:themeColor="accent6"/>
+                  </w:rPr>
+                  <w:t>/03</w:t>
+                </w:r>
+              </w:p>
+            </w:tc>
+            <w:tc>
+              <w:tcPr>
+                <w:tcW w:w="2588" w:type="pct"/>
                 <w:hideMark/>
               </w:tcPr>
               <w:p>
                 <w:pPr>
                   <w:cnfStyle w:val="000000000000" w:firstRow="0" w:lastRow="0" w:firstColumn="0" w:lastColumn="0" w:oddVBand="0" w:evenVBand="0" w:oddHBand="0" w:evenHBand="0" w:firstRowFirstColumn="0" w:firstRowLastColumn="0" w:lastRowFirstColumn="0" w:lastRowLastColumn="0"/>
-                </w:pPr>
-                <w:r>
+                  <w:rPr>
+                    <w:color w:val="4EA72E" w:themeColor="accent6"/>
+                  </w:rPr>
+                </w:pPr>
+                <w:r>
+                  <w:rPr>
+                    <w:color w:val="4EA72E" w:themeColor="accent6"/>
+                  </w:rPr>
                   <w:t>SOA, SOAP e Arquitetura REST</w:t>
                 </w:r>
               </w:p>
@@ -1924,8 +2031,14 @@
               <w:p>
                 <w:pPr>
                   <w:cnfStyle w:val="000000000000" w:firstRow="0" w:lastRow="0" w:firstColumn="0" w:lastColumn="0" w:oddVBand="0" w:evenVBand="0" w:oddHBand="0" w:evenHBand="0" w:firstRowFirstColumn="0" w:firstRowLastColumn="0" w:lastRowFirstColumn="0" w:lastRowLastColumn="0"/>
-                </w:pPr>
-                <w:r>
+                  <w:rPr>
+                    <w:color w:val="4EA72E" w:themeColor="accent6"/>
+                  </w:rPr>
+                </w:pPr>
+                <w:r>
+                  <w:rPr>
+                    <w:color w:val="4EA72E" w:themeColor="accent6"/>
+                  </w:rPr>
                   <w:t>Estudo de Casos</w:t>
                 </w:r>
               </w:p>
@@ -1946,7 +2059,7 @@
             </w:tc>
             <w:tc>
               <w:tcPr>
-                <w:tcW w:w="703" w:type="pct"/>
+                <w:tcW w:w="702" w:type="pct"/>
                 <w:hideMark/>
               </w:tcPr>
               <w:p>
@@ -1954,13 +2067,22 @@
                   <w:cnfStyle w:val="000000100000" w:firstRow="0" w:lastRow="0" w:firstColumn="0" w:lastColumn="0" w:oddVBand="0" w:evenVBand="0" w:oddHBand="1" w:evenHBand="0" w:firstRowFirstColumn="0" w:firstRowLastColumn="0" w:lastRowFirstColumn="0" w:lastRowLastColumn="0"/>
                 </w:pPr>
                 <w:r>
-                  <w:t>16/03 - 17/03</w:t>
-                </w:r>
-              </w:p>
-            </w:tc>
-            <w:tc>
-              <w:tcPr>
-                <w:tcW w:w="2587" w:type="pct"/>
+                  <w:t>23</w:t>
+                </w:r>
+                <w:r>
+                  <w:t xml:space="preserve">/03 - </w:t>
+                </w:r>
+                <w:r>
+                  <w:t>24</w:t>
+                </w:r>
+                <w:r>
+                  <w:t>/03</w:t>
+                </w:r>
+              </w:p>
+            </w:tc>
+            <w:tc>
+              <w:tcPr>
+                <w:tcW w:w="2588" w:type="pct"/>
                 <w:hideMark/>
               </w:tcPr>
               <w:p>
@@ -2001,7 +2123,7 @@
             </w:tc>
             <w:tc>
               <w:tcPr>
-                <w:tcW w:w="703" w:type="pct"/>
+                <w:tcW w:w="702" w:type="pct"/>
                 <w:hideMark/>
               </w:tcPr>
               <w:p>
@@ -2009,17 +2131,13 @@
                   <w:cnfStyle w:val="000000000000" w:firstRow="0" w:lastRow="0" w:firstColumn="0" w:lastColumn="0" w:oddVBand="0" w:evenVBand="0" w:oddHBand="0" w:evenHBand="0" w:firstRowFirstColumn="0" w:firstRowLastColumn="0" w:lastRowFirstColumn="0" w:lastRowLastColumn="0"/>
                 </w:pPr>
                 <w:r>
-                  <w:rPr>
-                    <w:b/>
-                    <w:bCs/>
-                  </w:rPr>
-                  <w:t>23/03 - 24/03</w:t>
-                </w:r>
-              </w:p>
-            </w:tc>
-            <w:tc>
-              <w:tcPr>
-                <w:tcW w:w="2587" w:type="pct"/>
+                  <w:t>30/03 - 31/03</w:t>
+                </w:r>
+              </w:p>
+            </w:tc>
+            <w:tc>
+              <w:tcPr>
+                <w:tcW w:w="2588" w:type="pct"/>
                 <w:hideMark/>
               </w:tcPr>
               <w:p>
@@ -2027,21 +2145,8 @@
                   <w:cnfStyle w:val="000000000000" w:firstRow="0" w:lastRow="0" w:firstColumn="0" w:lastColumn="0" w:oddVBand="0" w:evenVBand="0" w:oddHBand="0" w:evenHBand="0" w:firstRowFirstColumn="0" w:firstRowLastColumn="0" w:lastRowFirstColumn="0" w:lastRowLastColumn="0"/>
                 </w:pPr>
                 <w:r>
-                  <w:rPr>
-                    <w:b/>
-                    <w:bCs/>
-                  </w:rPr>
-                  <w:t xml:space="preserve">Avaliação A1: API </w:t>
-                </w:r>
-                <w:proofErr w:type="spellStart"/>
-                <w:r>
-                  <w:rPr>
-                    <w:b/>
-                    <w:bCs/>
-                  </w:rPr>
-                  <w:t>RESTful</w:t>
-                </w:r>
-                <w:proofErr w:type="spellEnd"/>
+                  <w:t>Mensageria e Comunicação (RabbitMQ/Kafka)</w:t>
+                </w:r>
               </w:p>
             </w:tc>
             <w:tc>
@@ -2054,11 +2159,7 @@
                   <w:cnfStyle w:val="000000000000" w:firstRow="0" w:lastRow="0" w:firstColumn="0" w:lastColumn="0" w:oddVBand="0" w:evenVBand="0" w:oddHBand="0" w:evenHBand="0" w:firstRowFirstColumn="0" w:firstRowLastColumn="0" w:lastRowFirstColumn="0" w:lastRowLastColumn="0"/>
                 </w:pPr>
                 <w:r>
-                  <w:rPr>
-                    <w:b/>
-                    <w:bCs/>
-                  </w:rPr>
-                  <w:t>Entrega de Projeto</w:t>
+                  <w:t>Sistemas Assíncronos</w:t>
                 </w:r>
               </w:p>
             </w:tc>
@@ -2074,11 +2175,15 @@
                 <w:tcW w:w="320" w:type="pct"/>
                 <w:hideMark/>
               </w:tcPr>
-              <w:p/>
-            </w:tc>
-            <w:tc>
-              <w:tcPr>
-                <w:tcW w:w="703" w:type="pct"/>
+              <w:p>
+                <w:r>
+                  <w:t>Abr</w:t>
+                </w:r>
+              </w:p>
+            </w:tc>
+            <w:tc>
+              <w:tcPr>
+                <w:tcW w:w="702" w:type="pct"/>
                 <w:hideMark/>
               </w:tcPr>
               <w:p>
@@ -2086,13 +2191,13 @@
                   <w:cnfStyle w:val="000000100000" w:firstRow="0" w:lastRow="0" w:firstColumn="0" w:lastColumn="0" w:oddVBand="0" w:evenVBand="0" w:oddHBand="1" w:evenHBand="0" w:firstRowFirstColumn="0" w:firstRowLastColumn="0" w:lastRowFirstColumn="0" w:lastRowLastColumn="0"/>
                 </w:pPr>
                 <w:r>
-                  <w:t>30/03 - 31/03</w:t>
-                </w:r>
-              </w:p>
-            </w:tc>
-            <w:tc>
-              <w:tcPr>
-                <w:tcW w:w="2587" w:type="pct"/>
+                  <w:t>06/04 - 07/04</w:t>
+                </w:r>
+              </w:p>
+            </w:tc>
+            <w:tc>
+              <w:tcPr>
+                <w:tcW w:w="2588" w:type="pct"/>
                 <w:hideMark/>
               </w:tcPr>
               <w:p>
@@ -2100,8 +2205,13 @@
                   <w:cnfStyle w:val="000000100000" w:firstRow="0" w:lastRow="0" w:firstColumn="0" w:lastColumn="0" w:oddVBand="0" w:evenVBand="0" w:oddHBand="1" w:evenHBand="0" w:firstRowFirstColumn="0" w:firstRowLastColumn="0" w:lastRowFirstColumn="0" w:lastRowLastColumn="0"/>
                 </w:pPr>
                 <w:r>
-                  <w:t>Mensageria e Comunicação (RabbitMQ/Kafka)</w:t>
-                </w:r>
+                  <w:t xml:space="preserve">Cloud Computing: IaaS, PaaS, SaaS e </w:t>
+                </w:r>
+                <w:proofErr w:type="spellStart"/>
+                <w:r>
+                  <w:t>Serverless</w:t>
+                </w:r>
+                <w:proofErr w:type="spellEnd"/>
               </w:p>
             </w:tc>
             <w:tc>
@@ -2114,7 +2224,7 @@
                   <w:cnfStyle w:val="000000100000" w:firstRow="0" w:lastRow="0" w:firstColumn="0" w:lastColumn="0" w:oddVBand="0" w:evenVBand="0" w:oddHBand="1" w:evenHBand="0" w:firstRowFirstColumn="0" w:firstRowLastColumn="0" w:lastRowFirstColumn="0" w:lastRowLastColumn="0"/>
                 </w:pPr>
                 <w:r>
-                  <w:t>Sistemas Assíncronos</w:t>
+                  <w:t>Introdução à Nuvem</w:t>
                 </w:r>
               </w:p>
             </w:tc>
@@ -2129,16 +2239,11 @@
                 <w:tcW w:w="320" w:type="pct"/>
                 <w:hideMark/>
               </w:tcPr>
-              <w:p>
-                <w:r>
-                  <w:lastRenderedPageBreak/>
-                  <w:t>Abr</w:t>
-                </w:r>
-              </w:p>
-            </w:tc>
-            <w:tc>
-              <w:tcPr>
-                <w:tcW w:w="703" w:type="pct"/>
+              <w:p/>
+            </w:tc>
+            <w:tc>
+              <w:tcPr>
+                <w:tcW w:w="702" w:type="pct"/>
                 <w:hideMark/>
               </w:tcPr>
               <w:p>
@@ -2146,13 +2251,13 @@
                   <w:cnfStyle w:val="000000000000" w:firstRow="0" w:lastRow="0" w:firstColumn="0" w:lastColumn="0" w:oddVBand="0" w:evenVBand="0" w:oddHBand="0" w:evenHBand="0" w:firstRowFirstColumn="0" w:firstRowLastColumn="0" w:lastRowFirstColumn="0" w:lastRowLastColumn="0"/>
                 </w:pPr>
                 <w:r>
-                  <w:t>06/04 - 07/04</w:t>
-                </w:r>
-              </w:p>
-            </w:tc>
-            <w:tc>
-              <w:tcPr>
-                <w:tcW w:w="2587" w:type="pct"/>
+                  <w:t>13/04 - 14/04</w:t>
+                </w:r>
+              </w:p>
+            </w:tc>
+            <w:tc>
+              <w:tcPr>
+                <w:tcW w:w="2588" w:type="pct"/>
                 <w:hideMark/>
               </w:tcPr>
               <w:p>
@@ -2160,13 +2265,8 @@
                   <w:cnfStyle w:val="000000000000" w:firstRow="0" w:lastRow="0" w:firstColumn="0" w:lastColumn="0" w:oddVBand="0" w:evenVBand="0" w:oddHBand="0" w:evenHBand="0" w:firstRowFirstColumn="0" w:firstRowLastColumn="0" w:lastRowFirstColumn="0" w:lastRowLastColumn="0"/>
                 </w:pPr>
                 <w:r>
-                  <w:t xml:space="preserve">Cloud Computing: IaaS, PaaS, SaaS e </w:t>
-                </w:r>
-                <w:proofErr w:type="spellStart"/>
-                <w:r>
-                  <w:t>Serverless</w:t>
-                </w:r>
-                <w:proofErr w:type="spellEnd"/>
+                  <w:t>Edge Computing (Computação de Borda)</w:t>
+                </w:r>
               </w:p>
             </w:tc>
             <w:tc>
@@ -2179,7 +2279,7 @@
                   <w:cnfStyle w:val="000000000000" w:firstRow="0" w:lastRow="0" w:firstColumn="0" w:lastColumn="0" w:oddVBand="0" w:evenVBand="0" w:oddHBand="0" w:evenHBand="0" w:firstRowFirstColumn="0" w:firstRowLastColumn="0" w:lastRowFirstColumn="0" w:lastRowLastColumn="0"/>
                 </w:pPr>
                 <w:r>
-                  <w:t>Introdução à Nuvem</w:t>
+                  <w:t>Processamento Local</w:t>
                 </w:r>
               </w:p>
             </w:tc>
@@ -2199,7 +2299,7 @@
             </w:tc>
             <w:tc>
               <w:tcPr>
-                <w:tcW w:w="703" w:type="pct"/>
+                <w:tcW w:w="702" w:type="pct"/>
                 <w:hideMark/>
               </w:tcPr>
               <w:p>
@@ -2207,13 +2307,13 @@
                   <w:cnfStyle w:val="000000100000" w:firstRow="0" w:lastRow="0" w:firstColumn="0" w:lastColumn="0" w:oddVBand="0" w:evenVBand="0" w:oddHBand="1" w:evenHBand="0" w:firstRowFirstColumn="0" w:firstRowLastColumn="0" w:lastRowFirstColumn="0" w:lastRowLastColumn="0"/>
                 </w:pPr>
                 <w:r>
-                  <w:t>13/04 - 14/04</w:t>
-                </w:r>
-              </w:p>
-            </w:tc>
-            <w:tc>
-              <w:tcPr>
-                <w:tcW w:w="2587" w:type="pct"/>
+                  <w:t>27/04 - 28/04</w:t>
+                </w:r>
+              </w:p>
+            </w:tc>
+            <w:tc>
+              <w:tcPr>
+                <w:tcW w:w="2588" w:type="pct"/>
                 <w:hideMark/>
               </w:tcPr>
               <w:p>
@@ -2221,7 +2321,7 @@
                   <w:cnfStyle w:val="000000100000" w:firstRow="0" w:lastRow="0" w:firstColumn="0" w:lastColumn="0" w:oddVBand="0" w:evenVBand="0" w:oddHBand="1" w:evenHBand="0" w:firstRowFirstColumn="0" w:firstRowLastColumn="0" w:lastRowFirstColumn="0" w:lastRowLastColumn="0"/>
                 </w:pPr>
                 <w:r>
-                  <w:t>Edge Computing (Computação de Borda)</w:t>
+                  <w:t>Teorema CAP e Bancos de Dados Distribuídos</w:t>
                 </w:r>
               </w:p>
             </w:tc>
@@ -2235,7 +2335,15 @@
                   <w:cnfStyle w:val="000000100000" w:firstRow="0" w:lastRow="0" w:firstColumn="0" w:lastColumn="0" w:oddVBand="0" w:evenVBand="0" w:oddHBand="1" w:evenHBand="0" w:firstRowFirstColumn="0" w:firstRowLastColumn="0" w:lastRowFirstColumn="0" w:lastRowLastColumn="0"/>
                 </w:pPr>
                 <w:r>
-                  <w:t>Processamento Local</w:t>
+                  <w:t xml:space="preserve">Consistência vs. </w:t>
+                </w:r>
+                <w:proofErr w:type="spellStart"/>
+                <w:r>
+                  <w:t>Disp</w:t>
+                </w:r>
+                <w:proofErr w:type="spellEnd"/>
+                <w:r>
+                  <w:t>.</w:t>
                 </w:r>
               </w:p>
             </w:tc>
@@ -2250,11 +2358,15 @@
                 <w:tcW w:w="320" w:type="pct"/>
                 <w:hideMark/>
               </w:tcPr>
-              <w:p/>
-            </w:tc>
-            <w:tc>
-              <w:tcPr>
-                <w:tcW w:w="703" w:type="pct"/>
+              <w:p>
+                <w:r>
+                  <w:t>Mai</w:t>
+                </w:r>
+              </w:p>
+            </w:tc>
+            <w:tc>
+              <w:tcPr>
+                <w:tcW w:w="702" w:type="pct"/>
                 <w:hideMark/>
               </w:tcPr>
               <w:p>
@@ -2262,21 +2374,26 @@
                   <w:cnfStyle w:val="000000000000" w:firstRow="0" w:lastRow="0" w:firstColumn="0" w:lastColumn="0" w:oddVBand="0" w:evenVBand="0" w:oddHBand="0" w:evenHBand="0" w:firstRowFirstColumn="0" w:firstRowLastColumn="0" w:lastRowFirstColumn="0" w:lastRowLastColumn="0"/>
                 </w:pPr>
                 <w:r>
-                  <w:t>27/04 - 28/04</w:t>
-                </w:r>
-              </w:p>
-            </w:tc>
-            <w:tc>
-              <w:tcPr>
-                <w:tcW w:w="2587" w:type="pct"/>
+                  <w:t>04/05 - 05/05</w:t>
+                </w:r>
+              </w:p>
+            </w:tc>
+            <w:tc>
+              <w:tcPr>
+                <w:tcW w:w="2588" w:type="pct"/>
                 <w:hideMark/>
               </w:tcPr>
               <w:p>
                 <w:pPr>
                   <w:cnfStyle w:val="000000000000" w:firstRow="0" w:lastRow="0" w:firstColumn="0" w:lastColumn="0" w:oddVBand="0" w:evenVBand="0" w:oddHBand="0" w:evenHBand="0" w:firstRowFirstColumn="0" w:firstRowLastColumn="0" w:lastRowFirstColumn="0" w:lastRowLastColumn="0"/>
                 </w:pPr>
-                <w:r>
-                  <w:t>Teorema CAP e Bancos de Dados Distribuídos</w:t>
+                <w:proofErr w:type="spellStart"/>
+                <w:r>
+                  <w:t>NoSQL</w:t>
+                </w:r>
+                <w:proofErr w:type="spellEnd"/>
+                <w:r>
+                  <w:t xml:space="preserve"> e Escalabilidade Horizontal</w:t>
                 </w:r>
               </w:p>
             </w:tc>
@@ -2289,16 +2406,13 @@
                 <w:pPr>
                   <w:cnfStyle w:val="000000000000" w:firstRow="0" w:lastRow="0" w:firstColumn="0" w:lastColumn="0" w:oddVBand="0" w:evenVBand="0" w:oddHBand="0" w:evenHBand="0" w:firstRowFirstColumn="0" w:firstRowLastColumn="0" w:lastRowFirstColumn="0" w:lastRowLastColumn="0"/>
                 </w:pPr>
-                <w:r>
-                  <w:t xml:space="preserve">Consistência vs. </w:t>
-                </w:r>
                 <w:proofErr w:type="spellStart"/>
                 <w:r>
-                  <w:t>Disp</w:t>
+                  <w:t>Sharding</w:t>
                 </w:r>
                 <w:proofErr w:type="spellEnd"/>
                 <w:r>
-                  <w:t>.</w:t>
+                  <w:t xml:space="preserve"> e Replicação</w:t>
                 </w:r>
               </w:p>
             </w:tc>
@@ -2314,15 +2428,11 @@
                 <w:tcW w:w="320" w:type="pct"/>
                 <w:hideMark/>
               </w:tcPr>
-              <w:p>
-                <w:r>
-                  <w:t>Mai</w:t>
-                </w:r>
-              </w:p>
-            </w:tc>
-            <w:tc>
-              <w:tcPr>
-                <w:tcW w:w="703" w:type="pct"/>
+              <w:p/>
+            </w:tc>
+            <w:tc>
+              <w:tcPr>
+                <w:tcW w:w="702" w:type="pct"/>
                 <w:hideMark/>
               </w:tcPr>
               <w:p>
@@ -2330,7 +2440,11 @@
                   <w:cnfStyle w:val="000000100000" w:firstRow="0" w:lastRow="0" w:firstColumn="0" w:lastColumn="0" w:oddVBand="0" w:evenVBand="0" w:oddHBand="1" w:evenHBand="0" w:firstRowFirstColumn="0" w:firstRowLastColumn="0" w:lastRowFirstColumn="0" w:lastRowLastColumn="0"/>
                 </w:pPr>
                 <w:r>
-                  <w:t>04/05 - 05/05</w:t>
+                  <w:rPr>
+                    <w:b/>
+                    <w:bCs/>
+                  </w:rPr>
+                  <w:t>23/03 - 24/03</w:t>
                 </w:r>
               </w:p>
             </w:tc>
@@ -2343,14 +2457,22 @@
                 <w:pPr>
                   <w:cnfStyle w:val="000000100000" w:firstRow="0" w:lastRow="0" w:firstColumn="0" w:lastColumn="0" w:oddVBand="0" w:evenVBand="0" w:oddHBand="1" w:evenHBand="0" w:firstRowFirstColumn="0" w:firstRowLastColumn="0" w:lastRowFirstColumn="0" w:lastRowLastColumn="0"/>
                 </w:pPr>
+                <w:r>
+                  <w:rPr>
+                    <w:b/>
+                    <w:bCs/>
+                  </w:rPr>
+                  <w:t xml:space="preserve">Avaliação A1: API </w:t>
+                </w:r>
                 <w:proofErr w:type="spellStart"/>
                 <w:r>
-                  <w:t>NoSQL</w:t>
+                  <w:rPr>
+                    <w:b/>
+                    <w:bCs/>
+                  </w:rPr>
+                  <w:t>RESTful</w:t>
                 </w:r>
                 <w:proofErr w:type="spellEnd"/>
-                <w:r>
-                  <w:t xml:space="preserve"> e Escalabilidade Horizontal</w:t>
-                </w:r>
               </w:p>
             </w:tc>
             <w:tc>
@@ -2362,13 +2484,12 @@
                 <w:pPr>
                   <w:cnfStyle w:val="000000100000" w:firstRow="0" w:lastRow="0" w:firstColumn="0" w:lastColumn="0" w:oddVBand="0" w:evenVBand="0" w:oddHBand="1" w:evenHBand="0" w:firstRowFirstColumn="0" w:firstRowLastColumn="0" w:lastRowFirstColumn="0" w:lastRowLastColumn="0"/>
                 </w:pPr>
-                <w:proofErr w:type="spellStart"/>
-                <w:r>
-                  <w:t>Sharding</w:t>
-                </w:r>
-                <w:proofErr w:type="spellEnd"/>
-                <w:r>
-                  <w:t xml:space="preserve"> e Replicação</w:t>
+                <w:r>
+                  <w:rPr>
+                    <w:b/>
+                    <w:bCs/>
+                  </w:rPr>
+                  <w:t>Entrega de Projeto</w:t>
                 </w:r>
               </w:p>
             </w:tc>
@@ -2381,62 +2502,49 @@
               <w:tcPr>
                 <w:cnfStyle w:val="001000000000" w:firstRow="0" w:lastRow="0" w:firstColumn="1" w:lastColumn="0" w:oddVBand="0" w:evenVBand="0" w:oddHBand="0" w:evenHBand="0" w:firstRowFirstColumn="0" w:firstRowLastColumn="0" w:lastRowFirstColumn="0" w:lastRowLastColumn="0"/>
                 <w:tcW w:w="320" w:type="pct"/>
-                <w:hideMark/>
               </w:tcPr>
               <w:p/>
             </w:tc>
             <w:tc>
               <w:tcPr>
-                <w:tcW w:w="703" w:type="pct"/>
-                <w:hideMark/>
+                <w:tcW w:w="702" w:type="pct"/>
               </w:tcPr>
               <w:p>
                 <w:pPr>
                   <w:cnfStyle w:val="000000000000" w:firstRow="0" w:lastRow="0" w:firstColumn="0" w:lastColumn="0" w:oddVBand="0" w:evenVBand="0" w:oddHBand="0" w:evenHBand="0" w:firstRowFirstColumn="0" w:firstRowLastColumn="0" w:lastRowFirstColumn="0" w:lastRowLastColumn="0"/>
-                </w:pPr>
-                <w:r>
                   <w:rPr>
                     <w:b/>
                     <w:bCs/>
                   </w:rPr>
-                  <w:t>11/05 - 12/05</w:t>
-                </w:r>
-              </w:p>
-            </w:tc>
-            <w:tc>
-              <w:tcPr>
-                <w:tcW w:w="2587" w:type="pct"/>
-                <w:hideMark/>
+                </w:pPr>
+              </w:p>
+            </w:tc>
+            <w:tc>
+              <w:tcPr>
+                <w:tcW w:w="2588" w:type="pct"/>
               </w:tcPr>
               <w:p>
                 <w:pPr>
                   <w:cnfStyle w:val="000000000000" w:firstRow="0" w:lastRow="0" w:firstColumn="0" w:lastColumn="0" w:oddVBand="0" w:evenVBand="0" w:oddHBand="0" w:evenHBand="0" w:firstRowFirstColumn="0" w:firstRowLastColumn="0" w:lastRowFirstColumn="0" w:lastRowLastColumn="0"/>
-                </w:pPr>
-                <w:r>
                   <w:rPr>
                     <w:b/>
                     <w:bCs/>
                   </w:rPr>
-                  <w:t>Avaliação A2: Simulação Cloud</w:t>
-                </w:r>
+                </w:pPr>
               </w:p>
             </w:tc>
             <w:tc>
               <w:tcPr>
                 <w:tcW w:w="1390" w:type="pct"/>
-                <w:hideMark/>
               </w:tcPr>
               <w:p>
                 <w:pPr>
                   <w:cnfStyle w:val="000000000000" w:firstRow="0" w:lastRow="0" w:firstColumn="0" w:lastColumn="0" w:oddVBand="0" w:evenVBand="0" w:oddHBand="0" w:evenHBand="0" w:firstRowFirstColumn="0" w:firstRowLastColumn="0" w:lastRowFirstColumn="0" w:lastRowLastColumn="0"/>
-                </w:pPr>
-                <w:r>
                   <w:rPr>
                     <w:b/>
                     <w:bCs/>
                   </w:rPr>
-                  <w:t>Atividade Prática</w:t>
-                </w:r>
+                </w:pPr>
               </w:p>
             </w:tc>
           </w:tr>
@@ -2455,7 +2563,7 @@
             </w:tc>
             <w:tc>
               <w:tcPr>
-                <w:tcW w:w="703" w:type="pct"/>
+                <w:tcW w:w="702" w:type="pct"/>
                 <w:hideMark/>
               </w:tcPr>
               <w:p>
@@ -2463,13 +2571,17 @@
                   <w:cnfStyle w:val="000000100000" w:firstRow="0" w:lastRow="0" w:firstColumn="0" w:lastColumn="0" w:oddVBand="0" w:evenVBand="0" w:oddHBand="1" w:evenHBand="0" w:firstRowFirstColumn="0" w:firstRowLastColumn="0" w:lastRowFirstColumn="0" w:lastRowLastColumn="0"/>
                 </w:pPr>
                 <w:r>
-                  <w:t>18/05 - 19/05</w:t>
-                </w:r>
-              </w:p>
-            </w:tc>
-            <w:tc>
-              <w:tcPr>
-                <w:tcW w:w="2587" w:type="pct"/>
+                  <w:rPr>
+                    <w:b/>
+                    <w:bCs/>
+                  </w:rPr>
+                  <w:t>11/05 - 12/05</w:t>
+                </w:r>
+              </w:p>
+            </w:tc>
+            <w:tc>
+              <w:tcPr>
+                <w:tcW w:w="2588" w:type="pct"/>
                 <w:hideMark/>
               </w:tcPr>
               <w:p>
@@ -2477,7 +2589,11 @@
                   <w:cnfStyle w:val="000000100000" w:firstRow="0" w:lastRow="0" w:firstColumn="0" w:lastColumn="0" w:oddVBand="0" w:evenVBand="0" w:oddHBand="1" w:evenHBand="0" w:firstRowFirstColumn="0" w:firstRowLastColumn="0" w:lastRowFirstColumn="0" w:lastRowLastColumn="0"/>
                 </w:pPr>
                 <w:r>
-                  <w:t>Programação Paralela e Threads</w:t>
+                  <w:rPr>
+                    <w:b/>
+                    <w:bCs/>
+                  </w:rPr>
+                  <w:t>Avaliação A2: Simulação Cloud</w:t>
                 </w:r>
               </w:p>
             </w:tc>
@@ -2491,7 +2607,11 @@
                   <w:cnfStyle w:val="000000100000" w:firstRow="0" w:lastRow="0" w:firstColumn="0" w:lastColumn="0" w:oddVBand="0" w:evenVBand="0" w:oddHBand="1" w:evenHBand="0" w:firstRowFirstColumn="0" w:firstRowLastColumn="0" w:lastRowFirstColumn="0" w:lastRowLastColumn="0"/>
                 </w:pPr>
                 <w:r>
-                  <w:t>Métricas de Performance</w:t>
+                  <w:rPr>
+                    <w:b/>
+                    <w:bCs/>
+                  </w:rPr>
+                  <w:t>Atividade Prática</w:t>
                 </w:r>
               </w:p>
             </w:tc>
@@ -2510,7 +2630,7 @@
             </w:tc>
             <w:tc>
               <w:tcPr>
-                <w:tcW w:w="703" w:type="pct"/>
+                <w:tcW w:w="702" w:type="pct"/>
                 <w:hideMark/>
               </w:tcPr>
               <w:p>
@@ -2518,13 +2638,13 @@
                   <w:cnfStyle w:val="000000000000" w:firstRow="0" w:lastRow="0" w:firstColumn="0" w:lastColumn="0" w:oddVBand="0" w:evenVBand="0" w:oddHBand="0" w:evenHBand="0" w:firstRowFirstColumn="0" w:firstRowLastColumn="0" w:lastRowFirstColumn="0" w:lastRowLastColumn="0"/>
                 </w:pPr>
                 <w:r>
-                  <w:t>25/05 - 26/05</w:t>
-                </w:r>
-              </w:p>
-            </w:tc>
-            <w:tc>
-              <w:tcPr>
-                <w:tcW w:w="2587" w:type="pct"/>
+                  <w:t>18/05 - 19/05</w:t>
+                </w:r>
+              </w:p>
+            </w:tc>
+            <w:tc>
+              <w:tcPr>
+                <w:tcW w:w="2588" w:type="pct"/>
                 <w:hideMark/>
               </w:tcPr>
               <w:p>
@@ -2532,7 +2652,7 @@
                   <w:cnfStyle w:val="000000000000" w:firstRow="0" w:lastRow="0" w:firstColumn="0" w:lastColumn="0" w:oddVBand="0" w:evenVBand="0" w:oddHBand="0" w:evenHBand="0" w:firstRowFirstColumn="0" w:firstRowLastColumn="0" w:lastRowFirstColumn="0" w:lastRowLastColumn="0"/>
                 </w:pPr>
                 <w:r>
-                  <w:t>Gestão, Segurança (OAuth2/JWT) e Confiabilidade</w:t>
+                  <w:t>Programação Paralela e Threads</w:t>
                 </w:r>
               </w:p>
             </w:tc>
@@ -2546,7 +2666,7 @@
                   <w:cnfStyle w:val="000000000000" w:firstRow="0" w:lastRow="0" w:firstColumn="0" w:lastColumn="0" w:oddVBand="0" w:evenVBand="0" w:oddHBand="0" w:evenHBand="0" w:firstRowFirstColumn="0" w:firstRowLastColumn="0" w:lastRowFirstColumn="0" w:lastRowLastColumn="0"/>
                 </w:pPr>
                 <w:r>
-                  <w:t>Segurança em SD</w:t>
+                  <w:t>Métricas de Performance</w:t>
                 </w:r>
               </w:p>
             </w:tc>
@@ -2562,17 +2682,11 @@
                 <w:tcW w:w="320" w:type="pct"/>
                 <w:hideMark/>
               </w:tcPr>
-              <w:p>
-                <w:proofErr w:type="spellStart"/>
-                <w:r>
-                  <w:t>Jun</w:t>
-                </w:r>
-                <w:proofErr w:type="spellEnd"/>
-              </w:p>
-            </w:tc>
-            <w:tc>
-              <w:tcPr>
-                <w:tcW w:w="703" w:type="pct"/>
+              <w:p/>
+            </w:tc>
+            <w:tc>
+              <w:tcPr>
+                <w:tcW w:w="702" w:type="pct"/>
                 <w:hideMark/>
               </w:tcPr>
               <w:p>
@@ -2580,13 +2694,13 @@
                   <w:cnfStyle w:val="000000100000" w:firstRow="0" w:lastRow="0" w:firstColumn="0" w:lastColumn="0" w:oddVBand="0" w:evenVBand="0" w:oddHBand="1" w:evenHBand="0" w:firstRowFirstColumn="0" w:firstRowLastColumn="0" w:lastRowFirstColumn="0" w:lastRowLastColumn="0"/>
                 </w:pPr>
                 <w:r>
-                  <w:t>01/06 - 02/06</w:t>
-                </w:r>
-              </w:p>
-            </w:tc>
-            <w:tc>
-              <w:tcPr>
-                <w:tcW w:w="2587" w:type="pct"/>
+                  <w:t>25/05 - 26/05</w:t>
+                </w:r>
+              </w:p>
+            </w:tc>
+            <w:tc>
+              <w:tcPr>
+                <w:tcW w:w="2588" w:type="pct"/>
                 <w:hideMark/>
               </w:tcPr>
               <w:p>
@@ -2594,7 +2708,7 @@
                   <w:cnfStyle w:val="000000100000" w:firstRow="0" w:lastRow="0" w:firstColumn="0" w:lastColumn="0" w:oddVBand="0" w:evenVBand="0" w:oddHBand="1" w:evenHBand="0" w:firstRowFirstColumn="0" w:firstRowLastColumn="0" w:lastRowFirstColumn="0" w:lastRowLastColumn="0"/>
                 </w:pPr>
                 <w:r>
-                  <w:t>Internet das Coisas (IoT) e Protocolo MQTT</w:t>
+                  <w:t>Gestão, Segurança (OAuth2/JWT) e Confiabilidade</w:t>
                 </w:r>
               </w:p>
             </w:tc>
@@ -2608,7 +2722,7 @@
                   <w:cnfStyle w:val="000000100000" w:firstRow="0" w:lastRow="0" w:firstColumn="0" w:lastColumn="0" w:oddVBand="0" w:evenVBand="0" w:oddHBand="1" w:evenHBand="0" w:firstRowFirstColumn="0" w:firstRowLastColumn="0" w:lastRowFirstColumn="0" w:lastRowLastColumn="0"/>
                 </w:pPr>
                 <w:r>
-                  <w:t>Conectividade</w:t>
+                  <w:t>Segurança em SD</w:t>
                 </w:r>
               </w:p>
             </w:tc>
@@ -2623,11 +2737,17 @@
                 <w:tcW w:w="320" w:type="pct"/>
                 <w:hideMark/>
               </w:tcPr>
-              <w:p/>
-            </w:tc>
-            <w:tc>
-              <w:tcPr>
-                <w:tcW w:w="703" w:type="pct"/>
+              <w:p>
+                <w:proofErr w:type="spellStart"/>
+                <w:r>
+                  <w:t>Jun</w:t>
+                </w:r>
+                <w:proofErr w:type="spellEnd"/>
+              </w:p>
+            </w:tc>
+            <w:tc>
+              <w:tcPr>
+                <w:tcW w:w="702" w:type="pct"/>
                 <w:hideMark/>
               </w:tcPr>
               <w:p>
@@ -2635,13 +2755,13 @@
                   <w:cnfStyle w:val="000000000000" w:firstRow="0" w:lastRow="0" w:firstColumn="0" w:lastColumn="0" w:oddVBand="0" w:evenVBand="0" w:oddHBand="0" w:evenHBand="0" w:firstRowFirstColumn="0" w:firstRowLastColumn="0" w:lastRowFirstColumn="0" w:lastRowLastColumn="0"/>
                 </w:pPr>
                 <w:r>
-                  <w:t>08/06 - 09/06</w:t>
-                </w:r>
-              </w:p>
-            </w:tc>
-            <w:tc>
-              <w:tcPr>
-                <w:tcW w:w="2587" w:type="pct"/>
+                  <w:t>01/06 - 02/06</w:t>
+                </w:r>
+              </w:p>
+            </w:tc>
+            <w:tc>
+              <w:tcPr>
+                <w:tcW w:w="2588" w:type="pct"/>
                 <w:hideMark/>
               </w:tcPr>
               <w:p>
@@ -2649,7 +2769,7 @@
                   <w:cnfStyle w:val="000000000000" w:firstRow="0" w:lastRow="0" w:firstColumn="0" w:lastColumn="0" w:oddVBand="0" w:evenVBand="0" w:oddHBand="0" w:evenHBand="0" w:firstRowFirstColumn="0" w:firstRowLastColumn="0" w:lastRowFirstColumn="0" w:lastRowLastColumn="0"/>
                 </w:pPr>
                 <w:r>
-                  <w:t>Integração IoT em Ambientes Distribuídos</w:t>
+                  <w:t>Internet das Coisas (IoT) e Protocolo MQTT</w:t>
                 </w:r>
               </w:p>
             </w:tc>
@@ -2663,7 +2783,7 @@
                   <w:cnfStyle w:val="000000000000" w:firstRow="0" w:lastRow="0" w:firstColumn="0" w:lastColumn="0" w:oddVBand="0" w:evenVBand="0" w:oddHBand="0" w:evenHBand="0" w:firstRowFirstColumn="0" w:firstRowLastColumn="0" w:lastRowFirstColumn="0" w:lastRowLastColumn="0"/>
                 </w:pPr>
                 <w:r>
-                  <w:t>Lab: Broker MQTT</w:t>
+                  <w:t>Conectividade</w:t>
                 </w:r>
               </w:p>
             </w:tc>
@@ -2683,12 +2803,67 @@
             </w:tc>
             <w:tc>
               <w:tcPr>
-                <w:tcW w:w="703" w:type="pct"/>
+                <w:tcW w:w="702" w:type="pct"/>
                 <w:hideMark/>
               </w:tcPr>
               <w:p>
                 <w:pPr>
                   <w:cnfStyle w:val="000000100000" w:firstRow="0" w:lastRow="0" w:firstColumn="0" w:lastColumn="0" w:oddVBand="0" w:evenVBand="0" w:oddHBand="1" w:evenHBand="0" w:firstRowFirstColumn="0" w:firstRowLastColumn="0" w:lastRowFirstColumn="0" w:lastRowLastColumn="0"/>
+                </w:pPr>
+                <w:r>
+                  <w:t>08/06 - 09/06</w:t>
+                </w:r>
+              </w:p>
+            </w:tc>
+            <w:tc>
+              <w:tcPr>
+                <w:tcW w:w="2588" w:type="pct"/>
+                <w:hideMark/>
+              </w:tcPr>
+              <w:p>
+                <w:pPr>
+                  <w:cnfStyle w:val="000000100000" w:firstRow="0" w:lastRow="0" w:firstColumn="0" w:lastColumn="0" w:oddVBand="0" w:evenVBand="0" w:oddHBand="1" w:evenHBand="0" w:firstRowFirstColumn="0" w:firstRowLastColumn="0" w:lastRowFirstColumn="0" w:lastRowLastColumn="0"/>
+                </w:pPr>
+                <w:r>
+                  <w:t>Integração IoT em Ambientes Distribuídos</w:t>
+                </w:r>
+              </w:p>
+            </w:tc>
+            <w:tc>
+              <w:tcPr>
+                <w:tcW w:w="1390" w:type="pct"/>
+                <w:hideMark/>
+              </w:tcPr>
+              <w:p>
+                <w:pPr>
+                  <w:cnfStyle w:val="000000100000" w:firstRow="0" w:lastRow="0" w:firstColumn="0" w:lastColumn="0" w:oddVBand="0" w:evenVBand="0" w:oddHBand="1" w:evenHBand="0" w:firstRowFirstColumn="0" w:firstRowLastColumn="0" w:lastRowFirstColumn="0" w:lastRowLastColumn="0"/>
+                </w:pPr>
+                <w:r>
+                  <w:t>Lab: Broker MQTT</w:t>
+                </w:r>
+              </w:p>
+            </w:tc>
+          </w:tr>
+          <w:tr>
+            <w:trPr>
+              <w:trHeight w:val="283"/>
+            </w:trPr>
+            <w:tc>
+              <w:tcPr>
+                <w:cnfStyle w:val="001000000000" w:firstRow="0" w:lastRow="0" w:firstColumn="1" w:lastColumn="0" w:oddVBand="0" w:evenVBand="0" w:oddHBand="0" w:evenHBand="0" w:firstRowFirstColumn="0" w:firstRowLastColumn="0" w:lastRowFirstColumn="0" w:lastRowLastColumn="0"/>
+                <w:tcW w:w="320" w:type="pct"/>
+                <w:hideMark/>
+              </w:tcPr>
+              <w:p/>
+            </w:tc>
+            <w:tc>
+              <w:tcPr>
+                <w:tcW w:w="702" w:type="pct"/>
+                <w:hideMark/>
+              </w:tcPr>
+              <w:p>
+                <w:pPr>
+                  <w:cnfStyle w:val="000000000000" w:firstRow="0" w:lastRow="0" w:firstColumn="0" w:lastColumn="0" w:oddVBand="0" w:evenVBand="0" w:oddHBand="0" w:evenHBand="0" w:firstRowFirstColumn="0" w:firstRowLastColumn="0" w:lastRowFirstColumn="0" w:lastRowLastColumn="0"/>
                 </w:pPr>
                 <w:r>
                   <w:rPr>
@@ -2701,12 +2876,12 @@
             </w:tc>
             <w:tc>
               <w:tcPr>
-                <w:tcW w:w="2587" w:type="pct"/>
-                <w:hideMark/>
-              </w:tcPr>
-              <w:p>
-                <w:pPr>
-                  <w:cnfStyle w:val="000000100000" w:firstRow="0" w:lastRow="0" w:firstColumn="0" w:lastColumn="0" w:oddVBand="0" w:evenVBand="0" w:oddHBand="1" w:evenHBand="0" w:firstRowFirstColumn="0" w:firstRowLastColumn="0" w:lastRowFirstColumn="0" w:lastRowLastColumn="0"/>
+                <w:tcW w:w="2588" w:type="pct"/>
+                <w:hideMark/>
+              </w:tcPr>
+              <w:p>
+                <w:pPr>
+                  <w:cnfStyle w:val="000000000000" w:firstRow="0" w:lastRow="0" w:firstColumn="0" w:lastColumn="0" w:oddVBand="0" w:evenVBand="0" w:oddHBand="0" w:evenHBand="0" w:firstRowFirstColumn="0" w:firstRowLastColumn="0" w:lastRowFirstColumn="0" w:lastRowLastColumn="0"/>
                 </w:pPr>
                 <w:r>
                   <w:rPr>
@@ -2724,7 +2899,7 @@
               </w:tcPr>
               <w:p>
                 <w:pPr>
-                  <w:cnfStyle w:val="000000100000" w:firstRow="0" w:lastRow="0" w:firstColumn="0" w:lastColumn="0" w:oddVBand="0" w:evenVBand="0" w:oddHBand="1" w:evenHBand="0" w:firstRowFirstColumn="0" w:firstRowLastColumn="0" w:lastRowFirstColumn="0" w:lastRowLastColumn="0"/>
+                  <w:cnfStyle w:val="000000000000" w:firstRow="0" w:lastRow="0" w:firstColumn="0" w:lastColumn="0" w:oddVBand="0" w:evenVBand="0" w:oddHBand="0" w:evenHBand="0" w:firstRowFirstColumn="0" w:firstRowLastColumn="0" w:lastRowFirstColumn="0" w:lastRowLastColumn="0"/>
                 </w:pPr>
                 <w:r>
                   <w:rPr>
@@ -2738,6 +2913,7 @@
           </w:tr>
           <w:tr>
             <w:trPr>
+              <w:cnfStyle w:val="000000100000" w:firstRow="0" w:lastRow="0" w:firstColumn="0" w:lastColumn="0" w:oddVBand="0" w:evenVBand="0" w:oddHBand="1" w:evenHBand="0" w:firstRowFirstColumn="0" w:firstRowLastColumn="0" w:lastRowFirstColumn="0" w:lastRowLastColumn="0"/>
               <w:trHeight w:val="283"/>
             </w:trPr>
             <w:tc>
@@ -2750,12 +2926,12 @@
             </w:tc>
             <w:tc>
               <w:tcPr>
-                <w:tcW w:w="703" w:type="pct"/>
-                <w:hideMark/>
-              </w:tcPr>
-              <w:p>
-                <w:pPr>
-                  <w:cnfStyle w:val="000000000000" w:firstRow="0" w:lastRow="0" w:firstColumn="0" w:lastColumn="0" w:oddVBand="0" w:evenVBand="0" w:oddHBand="0" w:evenHBand="0" w:firstRowFirstColumn="0" w:firstRowLastColumn="0" w:lastRowFirstColumn="0" w:lastRowLastColumn="0"/>
+                <w:tcW w:w="702" w:type="pct"/>
+                <w:hideMark/>
+              </w:tcPr>
+              <w:p>
+                <w:pPr>
+                  <w:cnfStyle w:val="000000100000" w:firstRow="0" w:lastRow="0" w:firstColumn="0" w:lastColumn="0" w:oddVBand="0" w:evenVBand="0" w:oddHBand="1" w:evenHBand="0" w:firstRowFirstColumn="0" w:firstRowLastColumn="0" w:lastRowFirstColumn="0" w:lastRowLastColumn="0"/>
                 </w:pPr>
                 <w:r>
                   <w:t>22/06 - 23/06</w:t>
@@ -2764,12 +2940,12 @@
             </w:tc>
             <w:tc>
               <w:tcPr>
-                <w:tcW w:w="2587" w:type="pct"/>
-                <w:hideMark/>
-              </w:tcPr>
-              <w:p>
-                <w:pPr>
-                  <w:cnfStyle w:val="000000000000" w:firstRow="0" w:lastRow="0" w:firstColumn="0" w:lastColumn="0" w:oddVBand="0" w:evenVBand="0" w:oddHBand="0" w:evenHBand="0" w:firstRowFirstColumn="0" w:firstRowLastColumn="0" w:lastRowFirstColumn="0" w:lastRowLastColumn="0"/>
+                <w:tcW w:w="2588" w:type="pct"/>
+                <w:hideMark/>
+              </w:tcPr>
+              <w:p>
+                <w:pPr>
+                  <w:cnfStyle w:val="000000100000" w:firstRow="0" w:lastRow="0" w:firstColumn="0" w:lastColumn="0" w:oddVBand="0" w:evenVBand="0" w:oddHBand="1" w:evenHBand="0" w:firstRowFirstColumn="0" w:firstRowLastColumn="0" w:lastRowFirstColumn="0" w:lastRowLastColumn="0"/>
                 </w:pPr>
                 <w:r>
                   <w:t>Feedback e Lançamento de Notas</w:t>
@@ -2783,7 +2959,7 @@
               </w:tcPr>
               <w:p>
                 <w:pPr>
-                  <w:cnfStyle w:val="000000000000" w:firstRow="0" w:lastRow="0" w:firstColumn="0" w:lastColumn="0" w:oddVBand="0" w:evenVBand="0" w:oddHBand="0" w:evenHBand="0" w:firstRowFirstColumn="0" w:firstRowLastColumn="0" w:lastRowFirstColumn="0" w:lastRowLastColumn="0"/>
+                  <w:cnfStyle w:val="000000100000" w:firstRow="0" w:lastRow="0" w:firstColumn="0" w:lastColumn="0" w:oddVBand="0" w:evenVBand="0" w:oddHBand="1" w:evenHBand="0" w:firstRowFirstColumn="0" w:firstRowLastColumn="0" w:lastRowFirstColumn="0" w:lastRowLastColumn="0"/>
                 </w:pPr>
                 <w:r>
                   <w:t>Encerramento</w:t>
@@ -3007,6 +3183,7 @@
             <w:pStyle w:val="Ttulo2"/>
           </w:pPr>
           <w:r>
+            <w:lastRenderedPageBreak/>
             <w:t>11</w:t>
           </w:r>
           <w:r>
@@ -3030,7 +3207,6 @@
               <w:b/>
               <w:bCs/>
             </w:rPr>
-            <w:lastRenderedPageBreak/>
             <w:t>Base Teórica:</w:t>
           </w:r>
           <w:r>
@@ -5735,10 +5911,12 @@
   <w:rsids>
     <w:rsidRoot w:val="00E041A2"/>
     <w:rsid w:val="001F042A"/>
+    <w:rsid w:val="0025208B"/>
     <w:rsid w:val="004A7215"/>
     <w:rsid w:val="00532A11"/>
     <w:rsid w:val="00615735"/>
     <w:rsid w:val="00621533"/>
+    <w:rsid w:val="006A3F18"/>
     <w:rsid w:val="00800A8F"/>
     <w:rsid w:val="00AD0456"/>
     <w:rsid w:val="00D7524D"/>
